--- a/Fase 2/Evidencias Proyecto/Evidencias de documentación/12_Informe_Estado_de_Avance.docx
+++ b/Fase 2/Evidencias Proyecto/Evidencias de documentación/12_Informe_Estado_de_Avance.docx
@@ -497,7 +497,7 @@
                 <w:sz w:val="20"/>
                 <w:szCs w:val="20"/>
               </w:rPr>
-              <w:t>1.0</w:t>
+              <w:t>1.1</w:t>
             </w:r>
           </w:p>
         </w:tc>
@@ -532,7 +532,7 @@
           <w:sz w:val="22"/>
           <w:szCs w:val="22"/>
         </w:rPr>
-        <w:t>Informe de estado del Proyecto Barbería Big-Boys para el período del 11 de septiembre (presentación de avance) al 9 de octubre de 2026. Semana actual del proyecto: S9 (05-10 al 11-10-2026) de S14.</w:t>
+        <w:t>Informe de estado del Proyecto Barbería Big-Boys para el período del 11 de septiembre (presentación de avance) al 22 de octubre de 2026 (actualizado para la presentación de avance del 23-10-2026). Semana actual del proyecto: S11 (19-10 al 25-10-2026) de S14.</w:t>
       </w:r>
     </w:p>
     <w:p>
@@ -574,7 +574,7 @@
           <w:sz w:val="22"/>
           <w:szCs w:val="22"/>
         </w:rPr>
-        <w:t xml:space="preserve"> La documentación de diseño se actualizó por completo (arquitectura 4+1, modelo relacional validado, cumplimiento anticipado de la Ley N° 21.719, KPIs y costos). Existen prototipos funcionales de la web y la app (subidos a Drive el 01-10-2026), pero deben migrarse de Cloud Firestore a PostgreSQL porque el modelo y la base de datos deben ser relacionales. El código está en pausa (stand by) hasta el 13-10-2026.</w:t>
+        <w:t xml:space="preserve"> La documentación de diseño se actualizó por completo (arquitectura 4+1, modelo relacional validado, cumplimiento anticipado de la Ley N° 21.719, KPIs y costos). Existen prototipos funcionales de la web y la app (subidos a Drive el 01-10-2026), pero deben migrarse de Cloud Firestore a PostgreSQL porque el modelo y la base de datos deben ser relacionales. El código estuvo en pausa (stand by) hasta el 12-10-2026 (SC-08). El 20-10-2026 la base de datos relacional se implementó en Supabase (26 tablas, 22/22 pruebas, SC-18). Según la copia descargada el 21-10-2026, la web y la app ya se conectan a Supabase, pero aún sobre las tablas del prototipo.</w:t>
       </w:r>
     </w:p>
     <w:p>
@@ -813,7 +813,7 @@
                 <w:sz w:val="18"/>
                 <w:szCs w:val="18"/>
               </w:rPr>
-              <w:t>ERS actualizado a rev. 04</w:t>
+              <w:t>ERS actualizado a rev. 04.1</w:t>
             </w:r>
           </w:p>
         </w:tc>
@@ -926,7 +926,7 @@
                 <w:sz w:val="18"/>
                 <w:szCs w:val="18"/>
               </w:rPr>
-              <w:t>Arquitectura 4+1 (DAS v3.0) y diagramas</w:t>
+              <w:t>Arquitectura 4+1 (DAS v3.1) y diagramas</w:t>
             </w:r>
           </w:p>
         </w:tc>
@@ -976,7 +976,7 @@
                 <w:sz w:val="18"/>
                 <w:szCs w:val="18"/>
               </w:rPr>
-              <w:t>31 diagramas PlantUML con código fuente</w:t>
+              <w:t>35 diagramas PlantUML con código fuente</w:t>
             </w:r>
           </w:p>
         </w:tc>
@@ -1059,7 +1059,7 @@
                 <w:sz w:val="18"/>
                 <w:szCs w:val="18"/>
               </w:rPr>
-              <w:t>26 tablas; 14/14 pruebas de reglas aprobadas</w:t>
+              <w:t>26 tablas; 22/22 pruebas aprobadas (PGlite el 08-10 y Supabase el 20-10-2026)</w:t>
             </w:r>
           </w:p>
         </w:tc>
@@ -1222,7 +1222,7 @@
                 <w:sz w:val="18"/>
                 <w:szCs w:val="18"/>
               </w:rPr>
-              <w:t>Prototipo funcional; falta migrar a la API y «Mis datos»</w:t>
+              <w:t>Prototipo conectado a Supabase con las tablas del prototipo; falta migrar al modelo relacional, autenticación y «Mis datos» (% al 09-10-2026)</w:t>
             </w:r>
           </w:p>
         </w:tc>
@@ -1302,7 +1302,7 @@
                 <w:sz w:val="18"/>
                 <w:szCs w:val="18"/>
               </w:rPr>
-              <w:t>Prototipo funcional; 3 pruebas automáticas fallando; falta migrar a la API</w:t>
+              <w:t>Prototipo conectado a Supabase con las tablas del prototipo; falta migrar al modelo relacional (% al 09-10-2026)</w:t>
             </w:r>
           </w:p>
         </w:tc>
@@ -1359,7 +1359,7 @@
                 <w:sz w:val="18"/>
                 <w:szCs w:val="18"/>
               </w:rPr>
-              <w:t>10%</w:t>
+              <w:t>BD: 100% · API: por confirmar</w:t>
             </w:r>
           </w:p>
         </w:tc>
@@ -1385,7 +1385,7 @@
                 <w:sz w:val="18"/>
                 <w:szCs w:val="18"/>
               </w:rPr>
-              <w:t>Diseño listo; inicia el 13-10-2026</w:t>
+              <w:t>Base de datos implementada en Supabase el 20-10-2026; el alojamiento y el avance de la API están pendientes (SC-20)</w:t>
             </w:r>
           </w:p>
         </w:tc>
@@ -1440,7 +1440,7 @@
                 <w:sz w:val="18"/>
                 <w:szCs w:val="18"/>
               </w:rPr>
-              <w:t>5%</w:t>
+              <w:t>Plan: 100%</w:t>
             </w:r>
           </w:p>
         </w:tc>
@@ -1465,7 +1465,7 @@
                 <w:sz w:val="18"/>
                 <w:szCs w:val="18"/>
               </w:rPr>
-              <w:t>Plan de pruebas en preparación</w:t>
+              <w:t>Plan y casos de prueba listos (documento 18); 22/22 pruebas de BD ejecutadas; integración y UAT en S12–S14</w:t>
             </w:r>
           </w:p>
         </w:tc>
@@ -2090,7 +2090,7 @@
                 <w:sz w:val="18"/>
                 <w:szCs w:val="18"/>
               </w:rPr>
-              <w:t>En plazo</w:t>
+              <w:t>Entregada (aprobación del docente por confirmar)</w:t>
             </w:r>
           </w:p>
         </w:tc>
@@ -2195,7 +2195,7 @@
                 <w:sz w:val="18"/>
                 <w:szCs w:val="18"/>
               </w:rPr>
-              <w:t>Riesgo (ruta crítica)</w:t>
+              <w:t>En curso: BD migrada el 20-10-2026; web y app por migrar (ruta crítica)</w:t>
             </w:r>
           </w:p>
         </w:tc>
@@ -2304,7 +2304,7 @@
                 <w:sz w:val="18"/>
                 <w:szCs w:val="18"/>
               </w:rPr>
-              <w:t>En plazo</w:t>
+              <w:t>Cumplido (entrega del 18-10-2026)</w:t>
             </w:r>
           </w:p>
         </w:tc>
@@ -2409,7 +2409,7 @@
                 <w:sz w:val="18"/>
                 <w:szCs w:val="18"/>
               </w:rPr>
-              <w:t>Planificado</w:t>
+              <w:t>En preparación</w:t>
             </w:r>
           </w:p>
         </w:tc>
@@ -2715,7 +2715,7 @@
                 <w:sz w:val="18"/>
                 <w:szCs w:val="18"/>
               </w:rPr>
-              <w:t>Horas valorizadas a la fecha (PV / AC)</w:t>
+              <w:t>Horas valorizadas al 09-10-2026 (PV / AC)</w:t>
             </w:r>
           </w:p>
         </w:tc>
@@ -3210,7 +3210,7 @@
                 <w:sz w:val="18"/>
                 <w:szCs w:val="18"/>
               </w:rPr>
-              <w:t>Diseño del modelo relacional, script DDL validado y plan de migración (SC-04)</w:t>
+              <w:t>Modelo relacional implementado en Supabase el 20-10-2026 (SC-04, SC-18); falta migrar la web y la app</w:t>
             </w:r>
           </w:p>
         </w:tc>
@@ -3292,7 +3292,7 @@
                 <w:sz w:val="18"/>
                 <w:szCs w:val="18"/>
               </w:rPr>
-              <w:t>Se recomienda revocarla y mover secretos a variables de entorno (R-03)</w:t>
+              <w:t>Sigue en el código de la web descargado el 21-10-2026: revocarla y mover los secretos a variables de entorno (R-03)</w:t>
             </w:r>
           </w:p>
         </w:tc>
@@ -3399,6 +3399,166 @@
                 <w:szCs w:val="18"/>
               </w:rPr>
               <w:t>Resuelto en diseño</w:t>
+            </w:r>
+          </w:p>
+        </w:tc>
+      </w:tr>
+      <w:tr>
+        <w:trPr>
+          <w:cantSplit/>
+        </w:trPr>
+        <w:tc>
+          <w:tcPr>
+            <w:tcW w:w="3800" w:type="dxa"/>
+            <w:tcMar>
+              <w:top w:w="80" w:type="dxa"/>
+              <w:left w:w="100" w:type="dxa"/>
+              <w:bottom w:w="80" w:type="dxa"/>
+              <w:right w:w="100" w:type="dxa"/>
+            </w:tcMar>
+            <w:vAlign w:val="center"/>
+          </w:tcPr>
+          <w:p>
+            <w:pPr>
+              <w:spacing w:before="0" w:after="0" w:line="240" w:lineRule="auto"/>
+            </w:pPr>
+            <w:r>
+              <w:rPr>
+                <w:rFonts w:ascii="Arial" w:hAnsi="Arial" w:cs="Arial" w:eastAsia="Arial"/>
+                <w:sz w:val="18"/>
+                <w:szCs w:val="18"/>
+              </w:rPr>
+              <w:t>Tablas del prototipo en Supabase con acceso público (RLS permisivo) mientras la web y la app las usen</w:t>
+            </w:r>
+          </w:p>
+        </w:tc>
+        <w:tc>
+          <w:tcPr>
+            <w:tcW w:w="4275" w:type="dxa"/>
+            <w:tcMar>
+              <w:top w:w="80" w:type="dxa"/>
+              <w:left w:w="100" w:type="dxa"/>
+              <w:bottom w:w="80" w:type="dxa"/>
+              <w:right w:w="100" w:type="dxa"/>
+            </w:tcMar>
+            <w:vAlign w:val="center"/>
+          </w:tcPr>
+          <w:p>
+            <w:pPr>
+              <w:spacing w:before="0" w:after="0" w:line="240" w:lineRule="auto"/>
+            </w:pPr>
+            <w:r>
+              <w:rPr>
+                <w:rFonts w:ascii="Arial" w:hAnsi="Arial" w:cs="Arial" w:eastAsia="Arial"/>
+                <w:sz w:val="18"/>
+                <w:szCs w:val="18"/>
+              </w:rPr>
+              <w:t>No cargar datos reales; cerrarlas al migrar al modelo relacional con autenticación (R-14)</w:t>
+            </w:r>
+          </w:p>
+        </w:tc>
+        <w:tc>
+          <w:tcPr>
+            <w:tcW w:w="1425" w:type="dxa"/>
+            <w:tcMar>
+              <w:top w:w="80" w:type="dxa"/>
+              <w:left w:w="100" w:type="dxa"/>
+              <w:bottom w:w="80" w:type="dxa"/>
+              <w:right w:w="100" w:type="dxa"/>
+            </w:tcMar>
+            <w:vAlign w:val="center"/>
+          </w:tcPr>
+          <w:p>
+            <w:pPr>
+              <w:spacing w:before="0" w:after="0" w:line="240" w:lineRule="auto"/>
+            </w:pPr>
+            <w:r>
+              <w:rPr>
+                <w:rFonts w:ascii="Arial" w:hAnsi="Arial" w:cs="Arial" w:eastAsia="Arial"/>
+                <w:sz w:val="18"/>
+                <w:szCs w:val="18"/>
+              </w:rPr>
+              <w:t>Abierto</w:t>
+            </w:r>
+          </w:p>
+        </w:tc>
+      </w:tr>
+      <w:tr>
+        <w:trPr>
+          <w:cantSplit/>
+        </w:trPr>
+        <w:tc>
+          <w:tcPr>
+            <w:tcW w:w="3800" w:type="dxa"/>
+            <w:tcMar>
+              <w:top w:w="80" w:type="dxa"/>
+              <w:left w:w="100" w:type="dxa"/>
+              <w:bottom w:w="80" w:type="dxa"/>
+              <w:right w:w="100" w:type="dxa"/>
+            </w:tcMar>
+            <w:vAlign w:val="center"/>
+          </w:tcPr>
+          <w:p>
+            <w:pPr>
+              <w:spacing w:before="0" w:after="0" w:line="240" w:lineRule="auto"/>
+            </w:pPr>
+            <w:r>
+              <w:rPr>
+                <w:rFonts w:ascii="Arial" w:hAnsi="Arial" w:cs="Arial" w:eastAsia="Arial"/>
+                <w:sz w:val="18"/>
+                <w:szCs w:val="18"/>
+              </w:rPr>
+              <w:t>Transferencia internacional de datos (Supabase, EE. UU.)</w:t>
+            </w:r>
+          </w:p>
+        </w:tc>
+        <w:tc>
+          <w:tcPr>
+            <w:tcW w:w="4275" w:type="dxa"/>
+            <w:tcMar>
+              <w:top w:w="80" w:type="dxa"/>
+              <w:left w:w="100" w:type="dxa"/>
+              <w:bottom w:w="80" w:type="dxa"/>
+              <w:right w:w="100" w:type="dxa"/>
+            </w:tcMar>
+            <w:vAlign w:val="center"/>
+          </w:tcPr>
+          <w:p>
+            <w:pPr>
+              <w:spacing w:before="0" w:after="0" w:line="240" w:lineRule="auto"/>
+            </w:pPr>
+            <w:r>
+              <w:rPr>
+                <w:rFonts w:ascii="Arial" w:hAnsi="Arial" w:cs="Arial" w:eastAsia="Arial"/>
+                <w:sz w:val="18"/>
+                <w:szCs w:val="18"/>
+              </w:rPr>
+              <w:t>Declarada en la Política de Privacidad y el RAT (SC-18, R-09)</w:t>
+            </w:r>
+          </w:p>
+        </w:tc>
+        <w:tc>
+          <w:tcPr>
+            <w:tcW w:w="1425" w:type="dxa"/>
+            <w:tcMar>
+              <w:top w:w="80" w:type="dxa"/>
+              <w:left w:w="100" w:type="dxa"/>
+              <w:bottom w:w="80" w:type="dxa"/>
+              <w:right w:w="100" w:type="dxa"/>
+            </w:tcMar>
+            <w:vAlign w:val="center"/>
+          </w:tcPr>
+          <w:p>
+            <w:pPr>
+              <w:spacing w:before="0" w:after="0" w:line="240" w:lineRule="auto"/>
+            </w:pPr>
+            <w:r>
+              <w:rPr>
+                <w:rFonts w:ascii="Arial" w:hAnsi="Arial" w:cs="Arial" w:eastAsia="Arial"/>
+                <w:sz w:val="18"/>
+                <w:szCs w:val="18"/>
+              </w:rPr>
+              <w:t>Cerrado</w:t>
             </w:r>
           </w:p>
         </w:tc>
@@ -3521,7 +3681,7 @@
           <w:sz w:val="22"/>
           <w:szCs w:val="22"/>
         </w:rPr>
-        <w:t>Ver Documento de Control Integrado de Cambios (11): SC-01 nombre oficial; SC-02 tres sucursales; SC-03 abono de $3.000 parametrizable y reglas de reagendamiento; SC-04 base de datos relacional PostgreSQL; SC-05 cumplimiento anticipado de la Ley N° 21.719; SC-06 atención por orden de llegada digital y KPIs; SC-07 corrección de fechas (entrega 13-11-2026); SC-08 reprogramación del desarrollo por stand by; SC-09 corrección del objetivo en la presentación de Fase 1; SC-10 plantillas completadas y asignatura corregida. Estado: propuestos, pendientes de aprobación formal del patrocinador.</w:t>
+        <w:t>Ver Documento de Control Integrado de Cambios (11): SC-01 nombre oficial; SC-02 tres sucursales; SC-03 abono de $3.000 parametrizable y reglas de reagendamiento; SC-04 base de datos relacional PostgreSQL; SC-05 cumplimiento anticipado de la Ley N° 21.719; SC-06 atención por orden de llegada digital y KPIs; SC-07 corrección de fechas (entrega 13-11-2026); SC-08 reprogramación del desarrollo por stand by; SC-09 corrección del objetivo en la presentación de Fase 1; SC-10 plantillas completadas y asignatura corregida; SC-11 norma APA 7; SC-12 precios reales; SC-13 atribuciones por rol; SC-14 calendario del proyecto; SC-15 diagramas con nombre descriptivo; SC-16 alta de perfiles; SC-17 presentación de avance y formato; SC-18 base de datos en Supabase; SC-19 fase de despliegue y SC-20 alojamiento de la API (propuestas). Los cambios de alcance y de reglas de negocio siguen pendientes de aprobación formal del patrocinador.</w:t>
       </w:r>
     </w:p>
     <w:p>
@@ -3593,7 +3753,7 @@
           <w:sz w:val="22"/>
           <w:szCs w:val="22"/>
         </w:rPr>
-        <w:t>Iniciar la API y la migración a PostgreSQL el 13-10-2026.</w:t>
+        <w:t>Migrar la web y la app al modelo relacional en Supabase, cerrar las tablas del prototipo y definir las políticas RLS por rol.</w:t>
       </w:r>
     </w:p>
     <w:p>
@@ -3611,7 +3771,7 @@
           <w:sz w:val="22"/>
           <w:szCs w:val="22"/>
         </w:rPr>
-        <w:t>Preparar el plan y los casos de prueba (1.5.1).</w:t>
+        <w:t>Presentar el avance del proyecto el 23-10-2026 (H5) y decidir el alojamiento de la API (SC-20).</w:t>
       </w:r>
     </w:p>
     <w:p>

--- a/Fase 2/Evidencias Proyecto/Evidencias de documentación/12_Informe_Estado_de_Avance.docx
+++ b/Fase 2/Evidencias Proyecto/Evidencias de documentación/12_Informe_Estado_de_Avance.docx
@@ -3266,7 +3266,7 @@
                 <w:sz w:val="18"/>
                 <w:szCs w:val="18"/>
               </w:rPr>
-              <w:t>Clave de correo expuesta en el código del prototipo</w:t>
+              <w:t>Clave de correo en el código del prototipo</w:t>
             </w:r>
           </w:p>
         </w:tc>
@@ -3292,7 +3292,7 @@
                 <w:sz w:val="18"/>
                 <w:szCs w:val="18"/>
               </w:rPr>
-              <w:t>Sigue en el código de la web descargado el 21-10-2026: revocarla y mover los secretos a variables de entorno (R-03)</w:t>
+              <w:t>22-10-2026: se retiró del código fuente y se lee desde archivos .env excluidos del repositorio; el código se subió a GitHub sin secretos. Pendiente: que la app no la incluya al compilar (R-03)</w:t>
             </w:r>
           </w:p>
         </w:tc>
@@ -3318,7 +3318,7 @@
                 <w:sz w:val="18"/>
                 <w:szCs w:val="18"/>
               </w:rPr>
-              <w:t>Abierto</w:t>
+              <w:t>En seguimiento</w:t>
             </w:r>
           </w:p>
         </w:tc>
@@ -3735,7 +3735,7 @@
           <w:sz w:val="22"/>
           <w:szCs w:val="22"/>
         </w:rPr>
-        <w:t>Revocar la clave de correo expuesta y subir el código al repositorio sin secretos.</w:t>
+        <w:t>Trasladar el envío de correos al servidor para que la clave no quede incluida en la app compilada (R-03).</w:t>
       </w:r>
     </w:p>
     <w:p>

--- a/Fase 2/Evidencias Proyecto/Evidencias de documentación/12_Informe_Estado_de_Avance.docx
+++ b/Fase 2/Evidencias Proyecto/Evidencias de documentación/12_Informe_Estado_de_Avance.docx
@@ -574,7 +574,7 @@
           <w:sz w:val="22"/>
           <w:szCs w:val="22"/>
         </w:rPr>
-        <w:t xml:space="preserve"> La documentación de diseño se actualizó por completo (arquitectura 4+1, modelo relacional validado, cumplimiento anticipado de la Ley N° 21.719, KPIs y costos). Existen prototipos funcionales de la web y la app (subidos a Drive el 01-10-2026), pero deben migrarse de Cloud Firestore a PostgreSQL porque el modelo y la base de datos deben ser relacionales. El código estuvo en pausa (stand by) hasta el 12-10-2026 (SC-08). El 20-10-2026 la base de datos relacional se implementó en Supabase (26 tablas, 22/22 pruebas, SC-18). Según la copia descargada el 21-10-2026, la web y la app ya se conectan a Supabase, pero aún sobre las tablas del prototipo.</w:t>
+        <w:t xml:space="preserve"> La documentación de diseño se actualizó por completo (arquitectura 4+1, modelo relacional validado, cumplimiento anticipado de la Ley N° 21.719, KPIs y costos). Existen prototipos funcionales de la web y la app (subidos a Drive el 01-10-2026), pero deben migrarse de Cloud Firestore a PostgreSQL porque el modelo y la base de datos deben ser relacionales. El código estuvo en pausa (stand by) hasta el 12-10-2026 (SC-08). El 20-10-2026 la base de datos relacional se implementó en Supabase (26 tablas, 22/22 pruebas, SC-18). El 22-10-2026 la web y la app pasaron al modelo relacional (27 tablas, con la nueva tabla resena) a través de la API publicada en Supabase (SC-20, SC-21), y se eliminaron las tablas del prototipo.</w:t>
       </w:r>
     </w:p>
     <w:p>
@@ -1059,7 +1059,7 @@
                 <w:sz w:val="18"/>
                 <w:szCs w:val="18"/>
               </w:rPr>
-              <w:t>26 tablas; 22/22 pruebas aprobadas (PGlite el 08-10 y Supabase el 20-10-2026)</w:t>
+              <w:t>27 tablas; 24/24 pruebas aprobadas (PGlite el 22-10; las 22 iniciales también en Supabase el 20-10-2026)</w:t>
             </w:r>
           </w:p>
         </w:tc>
@@ -1222,7 +1222,7 @@
                 <w:sz w:val="18"/>
                 <w:szCs w:val="18"/>
               </w:rPr>
-              <w:t>Prototipo conectado a Supabase con las tablas del prototipo; falta migrar al modelo relacional, autenticación y «Mis datos» (% al 09-10-2026)</w:t>
+              <w:t>Usa el modelo relacional mediante la API en Supabase (22-10-2026); faltan las cuentas del personal y «Mis datos» (% al 09-10-2026)</w:t>
             </w:r>
           </w:p>
         </w:tc>
@@ -1302,7 +1302,7 @@
                 <w:sz w:val="18"/>
                 <w:szCs w:val="18"/>
               </w:rPr>
-              <w:t>Prototipo conectado a Supabase con las tablas del prototipo; falta migrar al modelo relacional (% al 09-10-2026)</w:t>
+              <w:t>Usa el modelo relacional mediante la API en Supabase (22-10-2026; compila sin errores); falta probarla en un dispositivo (% al 09-10-2026)</w:t>
             </w:r>
           </w:p>
         </w:tc>
@@ -1359,7 +1359,7 @@
                 <w:sz w:val="18"/>
                 <w:szCs w:val="18"/>
               </w:rPr>
-              <w:t>BD: 100% · API: por confirmar</w:t>
+              <w:t>BD: 100% · API: 13 funciones en Supabase</w:t>
             </w:r>
           </w:p>
         </w:tc>
@@ -1385,7 +1385,7 @@
                 <w:sz w:val="18"/>
                 <w:szCs w:val="18"/>
               </w:rPr>
-              <w:t>Base de datos implementada en Supabase el 20-10-2026; el alojamiento y el avance de la API están pendientes (SC-20)</w:t>
+              <w:t>API REST publicada en Supabase con funciones api_* (SC-20, 22-10-2026), probada con 17/17 casos; faltan pagos y «Mis datos»</w:t>
             </w:r>
           </w:p>
         </w:tc>
@@ -1465,7 +1465,7 @@
                 <w:sz w:val="18"/>
                 <w:szCs w:val="18"/>
               </w:rPr>
-              <w:t>Plan y casos de prueba listos (documento 18); 22/22 pruebas de BD ejecutadas; integración y UAT en S12–S14</w:t>
+              <w:t>Plan y casos de prueba listos (documento 18); 24/24 pruebas de BD ejecutadas; integración y UAT en S12–S14</w:t>
             </w:r>
           </w:p>
         </w:tc>
@@ -3210,7 +3210,7 @@
                 <w:sz w:val="18"/>
                 <w:szCs w:val="18"/>
               </w:rPr>
-              <w:t>Modelo relacional implementado en Supabase el 20-10-2026 (SC-04, SC-18); falta migrar la web y la app</w:t>
+              <w:t>Modelo relacional implementado en Supabase el 20-10-2026 (SC-04, SC-18); la web y la app lo usan desde el 22-10-2026</w:t>
             </w:r>
           </w:p>
         </w:tc>
@@ -3235,7 +3235,7 @@
                 <w:sz w:val="18"/>
                 <w:szCs w:val="18"/>
               </w:rPr>
-              <w:t>En tratamiento</w:t>
+              <w:t>Cerrado</w:t>
             </w:r>
           </w:p>
         </w:tc>
@@ -3453,7 +3453,7 @@
                 <w:sz w:val="18"/>
                 <w:szCs w:val="18"/>
               </w:rPr>
-              <w:t>No cargar datos reales; cerrarlas al migrar al modelo relacional con autenticación (R-14)</w:t>
+              <w:t>22-10-2026: la web y la app pasaron al modelo relacional y las tablas del prototipo se eliminaron (R-14)</w:t>
             </w:r>
           </w:p>
         </w:tc>
@@ -3478,7 +3478,7 @@
                 <w:sz w:val="18"/>
                 <w:szCs w:val="18"/>
               </w:rPr>
-              <w:t>Abierto</w:t>
+              <w:t>Cerrado</w:t>
             </w:r>
           </w:p>
         </w:tc>
@@ -3681,7 +3681,7 @@
           <w:sz w:val="22"/>
           <w:szCs w:val="22"/>
         </w:rPr>
-        <w:t>Ver Documento de Control Integrado de Cambios (11): SC-01 nombre oficial; SC-02 tres sucursales; SC-03 abono de $3.000 parametrizable y reglas de reagendamiento; SC-04 base de datos relacional PostgreSQL; SC-05 cumplimiento anticipado de la Ley N° 21.719; SC-06 atención por orden de llegada digital y KPIs; SC-07 corrección de fechas (entrega 13-11-2026); SC-08 reprogramación del desarrollo por stand by; SC-09 corrección del objetivo en la presentación de Fase 1; SC-10 plantillas completadas y asignatura corregida; SC-11 norma APA 7; SC-12 precios reales; SC-13 atribuciones por rol; SC-14 calendario del proyecto; SC-15 diagramas con nombre descriptivo; SC-16 alta de perfiles; SC-17 presentación de avance y formato; SC-18 base de datos en Supabase; SC-19 fase de despliegue y SC-20 alojamiento de la API (propuestas). Los cambios de alcance y de reglas de negocio siguen pendientes de aprobación formal del patrocinador.</w:t>
+        <w:t>Ver Documento de Control Integrado de Cambios (11): SC-01 nombre oficial; SC-02 tres sucursales; SC-03 abono de $3.000 parametrizable y reglas de reagendamiento; SC-04 base de datos relacional PostgreSQL; SC-05 cumplimiento anticipado de la Ley N° 21.719; SC-06 atención por orden de llegada digital y KPIs; SC-07 corrección de fechas (entrega 13-11-2026); SC-08 reprogramación del desarrollo por stand by; SC-09 corrección del objetivo en la presentación de Fase 1; SC-10 plantillas completadas y asignatura corregida; SC-11 norma APA 7; SC-12 precios reales; SC-13 atribuciones por rol; SC-14 calendario del proyecto; SC-15 diagramas con nombre descriptivo; SC-16 alta de perfiles; SC-17 presentación de avance y formato; SC-18 base de datos en Supabase; SC-19 fase de despliegue (propuesta); SC-20 API en Supabase y SC-21 modelo de datos v1.2 (aprobadas por el equipo). Los cambios de alcance y de reglas de negocio siguen pendientes de aprobación formal del patrocinador.</w:t>
       </w:r>
     </w:p>
     <w:p>
@@ -3753,7 +3753,7 @@
           <w:sz w:val="22"/>
           <w:szCs w:val="22"/>
         </w:rPr>
-        <w:t>Migrar la web y la app al modelo relacional en Supabase, cerrar las tablas del prototipo y definir las políticas RLS por rol.</w:t>
+        <w:t>Crear cuentas para el personal (barberos y cajeros), para que los paneles muestren los datos completos de los clientes; implementar «Mis datos» y el pago del abono con la pasarela.</w:t>
       </w:r>
     </w:p>
     <w:p>
@@ -3771,7 +3771,7 @@
           <w:sz w:val="22"/>
           <w:szCs w:val="22"/>
         </w:rPr>
-        <w:t>Presentar el avance del proyecto el 23-10-2026 (H5) y decidir el alojamiento de la API (SC-20).</w:t>
+        <w:t>Presentar el avance del proyecto el 23-10-2026 (H5) y definir el alojamiento del sitio web estático.</w:t>
       </w:r>
     </w:p>
     <w:p>

--- a/Fase 2/Evidencias Proyecto/Evidencias de documentación/12_Informe_Estado_de_Avance.docx
+++ b/Fase 2/Evidencias Proyecto/Evidencias de documentación/12_Informe_Estado_de_Avance.docx
@@ -574,7 +574,7 @@
           <w:sz w:val="22"/>
           <w:szCs w:val="22"/>
         </w:rPr>
-        <w:t xml:space="preserve"> La documentación de diseño se actualizó por completo (arquitectura 4+1, modelo relacional validado, cumplimiento anticipado de la Ley N° 21.719, KPIs y costos). Existen prototipos funcionales de la web y la app (subidos a Drive el 01-10-2026), pero deben migrarse de Cloud Firestore a PostgreSQL porque el modelo y la base de datos deben ser relacionales. El código estuvo en pausa (stand by) hasta el 12-10-2026 (SC-08). El 20-10-2026 la base de datos relacional se implementó en Supabase (26 tablas, 22/22 pruebas, SC-18). El 22-10-2026 la web y la app pasaron al modelo relacional (27 tablas, con la nueva tabla resena) a través de la API publicada en Supabase (SC-20, SC-21), y se eliminaron las tablas del prototipo.</w:t>
+        <w:t xml:space="preserve"> La documentación de diseño se actualizó por completo (arquitectura 4+1, modelo relacional validado, cumplimiento anticipado de la Ley N° 21.719, KPIs y costos). Existen prototipos funcionales de la web y la app (subidos a Drive el 01-10-2026), pero deben migrarse de Cloud Firestore a PostgreSQL porque el modelo y la base de datos deben ser relacionales. El código estuvo en pausa (stand by) hasta el 12-10-2026 (SC-08). El 20-10-2026 la base de datos relacional se implementó en Supabase (26 tablas, 22/22 pruebas, SC-18). El 22-10-2026 la web y la app pasaron al modelo relacional (27 tablas, con la nueva tabla resena) a través de la API publicada en Supabase (SC-20, SC-21), y se eliminaron las tablas del prototipo. El 30-10-2026 (S12) se cumplió el hito H6, sistema integrado: pago del abono con Webpay, fila por orden de llegada, «Mis datos» y cuentas del personal, con las correcciones de seguridad del 28-10-2026 (SC-22 a SC-24).</w:t>
       </w:r>
     </w:p>
     <w:p>
@@ -1359,7 +1359,7 @@
                 <w:sz w:val="18"/>
                 <w:szCs w:val="18"/>
               </w:rPr>
-              <w:t>BD: 100% · API: 13 funciones en Supabase</w:t>
+              <w:t>BD: 100% · API: 32 funciones en Supabase</w:t>
             </w:r>
           </w:p>
         </w:tc>
@@ -1385,7 +1385,7 @@
                 <w:sz w:val="18"/>
                 <w:szCs w:val="18"/>
               </w:rPr>
-              <w:t>API REST publicada en Supabase con funciones api_* (SC-20, 22-10-2026), probada con 17/17 casos; faltan pagos y «Mis datos»</w:t>
+              <w:t>API REST publicada en Supabase con funciones api_* (SC-20, 22-10-2026), probada con 17/17 casos (22-10); desde el 27-10 incluye pago con Webpay, fila, «Mis datos» y cuentas del personal (API 20/20 y seguridad 16/16)</w:t>
             </w:r>
           </w:p>
         </w:tc>
